--- a/rapports/16_02_2026/Abdou_FAYE/coh_EQ30_sup_131101000037.docx
+++ b/rapports/16_02_2026/Abdou_FAYE/coh_EQ30_sup_131101000037.docx
@@ -25,7 +25,7 @@
         <w:br/>
         <w:t>Grappe: 131101000037</w:t>
         <w:br/>
-        <w:t>Date: 16/02/2026 a 12:41</w:t>
+        <w:t>Date: 16/02/2026 a 12:58</w:t>
       </w:r>
     </w:p>
     <w:p/>

--- a/rapports/16_02_2026/Abdou_FAYE/coh_EQ30_sup_131101000037.docx
+++ b/rapports/16_02_2026/Abdou_FAYE/coh_EQ30_sup_131101000037.docx
@@ -25,7 +25,7 @@
         <w:br/>
         <w:t>Grappe: 131101000037</w:t>
         <w:br/>
-        <w:t>Date: 16/02/2026 a 12:58</w:t>
+        <w:t>Date: 16/02/2026 a 13:05</w:t>
       </w:r>
     </w:p>
     <w:p/>
@@ -327,6 +327,38 @@
           </w:tcPr>
           <w:p>
             <w:r>
+              <w:t>Section0</w:t>
+            </w:r>
+          </w:p>
+        </w:tc>
+        <w:tc>
+          <w:tcPr>
+            <w:tcW w:type="dxa" w:w="3324"/>
+          </w:tcPr>
+          <w:p>
+            <w:r>
+              <w:t>Identification et renseignements de controle</w:t>
+            </w:r>
+          </w:p>
+        </w:tc>
+        <w:tc>
+          <w:tcPr>
+            <w:tcW w:type="dxa" w:w="3324"/>
+          </w:tcPr>
+          <w:p>
+            <w:r>
+              <w:t>10</w:t>
+            </w:r>
+          </w:p>
+        </w:tc>
+      </w:tr>
+      <w:tr>
+        <w:tc>
+          <w:tcPr>
+            <w:tcW w:type="dxa" w:w="3324"/>
+          </w:tcPr>
+          <w:p>
+            <w:r>
               <w:t>Section11</w:t>
             </w:r>
           </w:p>
@@ -476,38 +508,6 @@
           <w:p>
             <w:r>
               <w:t>8</w:t>
-            </w:r>
-          </w:p>
-        </w:tc>
-      </w:tr>
-      <w:tr>
-        <w:tc>
-          <w:tcPr>
-            <w:tcW w:type="dxa" w:w="3324"/>
-          </w:tcPr>
-          <w:p>
-            <w:r>
-              <w:t>Section12</w:t>
-            </w:r>
-          </w:p>
-        </w:tc>
-        <w:tc>
-          <w:tcPr>
-            <w:tcW w:type="dxa" w:w="3324"/>
-          </w:tcPr>
-          <w:p>
-            <w:r>
-              <w:t>Actifs du menage</w:t>
-            </w:r>
-          </w:p>
-        </w:tc>
-        <w:tc>
-          <w:tcPr>
-            <w:tcW w:type="dxa" w:w="3324"/>
-          </w:tcPr>
-          <w:p>
-            <w:r>
-              <w:t>7</w:t>
             </w:r>
           </w:p>
         </w:tc>
@@ -892,13 +892,13 @@
         <w:rPr>
           <w:sz w:val="20"/>
         </w:rPr>
-        <w:t xml:space="preserve">- Peu probable! Abdoul Diallo  n'arrive pas  à comprendre un petit texte lu dans une langue locale (s02q03). Veuillez corriger ou donner des explications au QG. Dans les milieux urbains c'est peu probable de voir une école dont les élèves ou étudiants ne dépensent pas en frais d'uniformes, prière de verifier pour Abdoul Diallo et corriger ou confirmer avec le QG. Attention ! Le frais de scolarité (5000 Fcfa) de Abdoul Diallo en 2ème année de Primaire est relativement élevé par rapport aux autres frais de scolarités observés dans cette zone. Prière de corriger ou de confirmer avec le QG. Attention ! Le frais de scolarité (2000 Fcfa) de Abdoul Diallo en 2ème année de Primaire est relativement élevé par rapport aux autres frais de scolarités observés dans cette zone. Prière de corriger ou de confirmer avec le QG. </w:t>
+        <w:t xml:space="preserve">- Peu probable! Abdoul Diallo  n'arrive pas  à comprendre un petit texte lu dans une langue locale (s02q03). Veuillez corriger ou donner des explications au QG. Dans les milieux urbains c'est peu probable de voir une école dont les élèves ou étudiants ne dépensent pas en frais d'uniformes, prière de verifier pour Abdoul Diallo et corriger ou confirmer avec le QG. Attention ! Le frais de scolarité (5000 Fcfa) de Abdoul Diallo en 2ème année de Primaire est relativement élevé par rapport aux autres frais de scolarités observés dans cette zone. Prière de corriger ou de confirmer avec le QG. </w:t>
         <w:br/>
         <w:t xml:space="preserve">- Peu probable! Bineta Diallo  n'arrive pas  à comprendre un petit texte lu dans une langue locale (s02q03). Veuillez corriger ou donner des explications au QG. Peu probable! Bineta Diallo  ne sait ni lire, ni écrire, ni comprendre dans aucune des langues  (s02q01,s02q02,s02q03). Veuillez corriger ou donner des explications au QG. </w:t>
         <w:br/>
         <w:t xml:space="preserve">- Peu probable! Mamadou Baïlo Diallo  n'arrive pas  à comprendre un petit texte lu dans une langue locale (s02q03). Veuillez corriger ou donner des explications au QG. </w:t>
         <w:br/>
-        <w:t>- Peu probable! Mariama Tamy Diallo  n'arrive pas  à comprendre un petit texte lu dans une langue locale (s02q03). Veuillez corriger ou donner des explications au QG. Le montant des frais de cantines ou de restauration pour l'année scolaire de Mariama Tamy Diallo est faible ou élevé. veuillez, s'il vous plait, confirmer ces informations avec le QG ou apporter les corrections nécessaires. Le montant des frais de transport pour l'année scolaire de Mariama Tamy Diallo est faible ou élevé. veuillez, s'il vous plait, confirmer ces informations avec le QG ou apporter les corrections nécessaires. Attention ! Le frais de scolarité (5000 Fcfa) de Mariama Tamy Diallo en 1ére année de Secondaire 1 (Moyen) Général est relativement élevé par rapport aux autres frais de scolarités observés dans cette zone. Prière de corriger ou de confirmer avec le QG.</w:t>
+        <w:t>- Peu probable! Mariama Tamy Diallo  n'arrive pas  à comprendre un petit texte lu dans une langue locale (s02q03). Veuillez corriger ou donner des explications au QG. Le montant des frais de cantines ou de restauration pour l'année scolaire de Mariama Tamy Diallo est faible ou élevé. veuillez, s'il vous plait, confirmer ces informations avec le QG ou apporter les corrections nécessaires. Le montant des frais de transport pour l'année scolaire de Mariama Tamy Diallo est faible ou élevé. veuillez, s'il vous plait, confirmer ces informations avec le QG ou apporter les corrections nécessaires.</w:t>
       </w:r>
     </w:p>
     <w:p>
@@ -965,7 +965,7 @@
         <w:rPr>
           <w:sz w:val="20"/>
         </w:rPr>
-        <w:t>- Attention ! Le prix unitaire d'achat (400 Fcfa) de Lait en poudre en Sachets (Petit) est relativement élevé par rapport aux autres prix observés dans cette zone. Prière de corriger ou de confirmer avec le QG. Attention ! Le prix unitaire d'achat (50 Fcfa) de Concentré de tomate en Sachets (Petit) est relativement faible par rapport aux autres prix observés dans cette zone. Prière de corriger ou de confirmer avec le QG. Incohérence!! Dans ce ménage, chaque individus consomme par jour 51.67822 Kg  de cereale; Prière de revoir les quantités prises de ces produits. Incohérence!! Dans ce ménage, chaque individus consomme par jour 51.67822 Kg  de cereale; Prière de revoir les quantités prises de ces produits.</w:t>
+        <w:t>- Attention ! Le prix unitaire d'achat (400 Fcfa) de Lait en poudre en Sachets (Petit) est relativement élevé par rapport aux autres prix observés dans cette zone. Prière de corriger ou de confirmer avec le QG. Attention ! Le prix unitaire d'achat (50 Fcfa) de Concentré de tomate en Sachets (Petit) est relativement faible par rapport aux autres prix observés dans cette zone. Prière de corriger ou de confirmer avec le QG. Incohérence!! Dans ce ménage, chaque individus consomme par jour 97.04858 Kg  de cereale; Prière de revoir les quantités prises de ces produits. Incohérence!! Dans ce ménage, chaque individus consomme par jour 97.04858 Kg  de cereale; Prière de revoir les quantités prises de ces produits.</w:t>
       </w:r>
     </w:p>
     <w:p>
@@ -1385,7 +1385,7 @@
         <w:rPr>
           <w:sz w:val="20"/>
         </w:rPr>
-        <w:t>- Prière de renseigner toutes les informations du ménage dans la section 0 avant d'entamer les autres informations.</w:t>
+        <w:t>- Le questionnaire semble ne pas être complètement fini mais le questionnaire est en statut complet, prière de compléter le questionnaire.</w:t>
       </w:r>
     </w:p>
     <w:p>
@@ -1543,7 +1543,7 @@
         <w:rPr>
           <w:sz w:val="20"/>
         </w:rPr>
-        <w:t>- Attention ! Le prix unitaire d'achat (100 Fcfa) de Cube alimentaire (Maggi, Jumbo, ) en Cube (Petit) est relativement élevé par rapport aux autres prix observés dans cette zone. Prière de corriger ou de confirmer avec le QG. Attention ! Le prix unitaire d'achat (700 Fcfa) de Huile de palme brute en Sachets (Petit) est relativement élevé par rapport aux autres prix observés dans cette zone. Prière de corriger ou de confirmer avec le QG. Incohérence!! Dans ce ménage, chaque individus consomme par jour 30.27 Kg  de cereale; Prière de revoir les quantités prises de ces produits.</w:t>
+        <w:t>- Attention ! Le prix unitaire d'achat (100 Fcfa) de Cube alimentaire (Maggi, Jumbo, ) en Cube (Petit) est relativement élevé par rapport aux autres prix observés dans cette zone. Prière de corriger ou de confirmer avec le QG. Attention ! Le prix unitaire d'achat (700 Fcfa) de Huile de palme brute en Sachets (Petit) est relativement élevé par rapport aux autres prix observés dans cette zone. Prière de corriger ou de confirmer avec le QG. Incohérence!! Dans ce ménage, chaque individus consomme par jour 48.86127 Kg  de cereale; Prière de revoir les quantités prises de ces produits.</w:t>
       </w:r>
     </w:p>
     <w:p>
@@ -2072,7 +2072,7 @@
         <w:rPr>
           <w:sz w:val="20"/>
         </w:rPr>
-        <w:t>- Avertissement!!! Le ménage a consommé 14 Cuillère Petit de Chocolat pâte à tartiner, cette quantité semble anormale pour une consommation des 7 derniers jours.Prière de corriger ou de confirmer avec le QG. Incohérence!! Dans ce ménage, chaque individus consomme par jour 18.69179 Kg  de cereale; Prière de revoir les quantités prises de ces produits. Incohérence!! Dans ce ménage, chaque individus consomme par jour 18.69179 Kg  de cereale; Prière de revoir les quantités prises de ces produits.</w:t>
+        <w:t>- Avertissement!!! Le ménage a consommé 14 Cuillère Petit de Chocolat pâte à tartiner, cette quantité semble anormale pour une consommation des 7 derniers jours.Prière de corriger ou de confirmer avec le QG. Incohérence!! Dans ce ménage, chaque individus consomme par jour 38.01321 Kg  de cereale; Prière de revoir les quantités prises de ces produits. Incohérence!! Dans ce ménage, chaque individus consomme par jour 38.01321 Kg  de cereale; Prière de revoir les quantités prises de ces produits.</w:t>
       </w:r>
     </w:p>
     <w:p>
@@ -2686,7 +2686,7 @@
         <w:rPr>
           <w:sz w:val="20"/>
         </w:rPr>
-        <w:t>- Attention ! Le prix unitaire d'achat (150 Fcfa) de Lait en poudre en Sachets (Petit) est relativement élevé par rapport aux autres prix observés dans cette zone. Prière de corriger ou de confirmer avec le QG. Attention ! Le prix unitaire d'achat (2000 Fcfa) de Capitaine frais en Tas (Petit) est relativement élevé par rapport aux autres prix observés dans cette zone. Prière de corriger ou de confirmer avec le QG. Attention ! Le prix unitaire d'achat (700 Fcfa) de Oignon frais en Kg (taille unique) est relativement élevé par rapport aux autres prix observés dans cette zone. Prière de corriger ou de confirmer avec le QG. Avertissement!! Les quantités du Thé en feuille consommées en Sachets industriel semble incoherent car les ménages consomment géneralement en sachet ou en paquet, prière de corriger ou confirmer avec le QG. Avertissement!!! Le ménage a consommé 4 Paquet Petit de Thé en sachet, cette quantité semble anormale pour une consommation des 7 derniers jours.Prière de corriger ou de confirmer avec le QG. Avertissement!! le prix unitaire (100 Fcfa) de Thé en sachet (unité: Paquet) de taille Petit est très faible ou élevé. Prière de corriger ou de confirmer avec le QG. Incohérence!! Dans ce ménage, chaque individus consomme par jour 25.13889 Kg  de cereale; Prière de revoir les quantités prises de ces produits. Attention ! Le prix unitaire d'achat (18000 Fcfa) de Riz local Gambiaka en Sac (50 Kg) (taille unique) est relativement élevé par rapport aux autres prix observés dans cette zone. Prière de corriger ou de confirmer avec le QG.</w:t>
+        <w:t>- Attention ! Le prix unitaire d'achat (150 Fcfa) de Lait en poudre en Sachets (Petit) est relativement élevé par rapport aux autres prix observés dans cette zone. Prière de corriger ou de confirmer avec le QG. Attention ! Le prix unitaire d'achat (2000 Fcfa) de Capitaine frais en Tas (Petit) est relativement élevé par rapport aux autres prix observés dans cette zone. Prière de corriger ou de confirmer avec le QG. Attention ! Le prix unitaire d'achat (700 Fcfa) de Oignon frais en Kg (taille unique) est relativement élevé par rapport aux autres prix observés dans cette zone. Prière de corriger ou de confirmer avec le QG. Avertissement!! Les quantités du Thé en feuille consommées en Sachets industriel semble incoherent car les ménages consomment géneralement en sachet ou en paquet, prière de corriger ou confirmer avec le QG. Avertissement!!! Le ménage a consommé 4 Paquet Petit de Thé en sachet, cette quantité semble anormale pour une consommation des 7 derniers jours.Prière de corriger ou de confirmer avec le QG. Avertissement!! le prix unitaire (100 Fcfa) de Thé en sachet (unité: Paquet) de taille Petit est très faible ou élevé. Prière de corriger ou de confirmer avec le QG. Incohérence!! Dans ce ménage, chaque individus consomme par jour 42.54365 Kg  de cereale; Prière de revoir les quantités prises de ces produits. Attention ! Le prix unitaire d'achat (18000 Fcfa) de Riz local Gambiaka en Sac (50 Kg) (taille unique) est relativement élevé par rapport aux autres prix observés dans cette zone. Prière de corriger ou de confirmer avec le QG.</w:t>
       </w:r>
     </w:p>
     <w:p>
@@ -3116,7 +3116,7 @@
         <w:rPr>
           <w:sz w:val="20"/>
         </w:rPr>
-        <w:t xml:space="preserve">- Avertissement! Veuillez renseigner par oui ou non toutes les modalités de la question s01q47. Attention ! Vous avez déclaré en s01q00 que le répondant est la personne elle-même, or KHADIZA MANE est trop jeune (10 ans) pour fournir des informations correctes. Prière de refaire la section 1 pour KHADIZA MANE en demandant à un adulte de répondre aux questions à sa place. </w:t>
+        <w:t xml:space="preserve">- Avertissement! Veuillez renseigner par oui ou non toutes les modalités de la question s01q47. </w:t>
         <w:br/>
         <w:t>- Attention ! Le montant (6000 Fcfa) dépensé ou reçu en cadeau pour les cartes prépayées, les transferts de crédit et les abonnements de  MOCTAR MANE est relativement élevé par rapport aux autres montants depansés observés dans cette zone. Prière de corriger ou de confirmer avec le QG. Attention ! Le montant (14900 Fcfa) dépensé ou reçu en cadeau pour les recharges internet ou de forfaits de données mobiles(hors appels vocaux), aucours des 30 derniers jours de  MOCTAR MANE est relativement élevé par rapport aux autres montants depansés observés dans cette zone. Prière de corriger ou de confirmer avec le QG.</w:t>
       </w:r>
@@ -3174,7 +3174,7 @@
         <w:rPr>
           <w:sz w:val="20"/>
         </w:rPr>
-        <w:t xml:space="preserve">- Le montant(200 FCFA) des dépenses pour chaque visite prénatale de ALIMATOU KEITA semble faible (voir nul) ou élevé, prière de corriger. </w:t>
+        <w:t xml:space="preserve">- Le montant(20000 FCFA) des dépenses pour chaque visite prénatale de ALIMATOU KEITA semble faible (voir nul) ou élevé, prière de corriger. </w:t>
         <w:br/>
         <w:t>- Le moyen principal que [NOM] utilise pour se protéger des piqûres de moustiques en dehors de la moustiquaire est ventilateur et semble exister dans les modalités, prière de prendre attache avec le QG pour plus d'explication afin de la classer bien.</w:t>
       </w:r>
@@ -3220,8 +3220,6 @@
         <w:rPr>
           <w:sz w:val="20"/>
         </w:rPr>
-        <w:t xml:space="preserve">- Attention ! Le nombre de jours que ABASSE DIALLO a travaillés par mois semble être inférieur à 15. Veuillez, s'il vous plaît, confirmer cette information. </w:t>
-        <w:br/>
         <w:t xml:space="preserve">- Attention ! Le nombre de jours que MARIAMA DIALLO a travaillés par mois semble être inférieur à 15. Veuillez, s'il vous plaît, confirmer cette information. Avertissement!!! MARIAMA DIALLO enquêté dans l'emploi principale n'a pas declaré son salaire prière de fournir plus d'effort pour lui demander son salire, vous pouvez utiliser des stratégies pour faire une estimation ou demander des conseils au QG. Avertissement!!! MARIAMA DIALLO enquêté dans l'emploi principale n'a pas declaré son revenu prière de fournir plus d'effort pour lui demander son revenu, vous pouvez utiliser des stratégies pour faire une estimation ou demander des conseils au QG. </w:t>
         <w:br/>
         <w:t>- Attention ! Le nombre de jours que MOCTAR MANE a travaillés par mois semble être inférieur à 15. Veuillez, s'il vous plaît, confirmer cette information.</w:t>
@@ -3245,7 +3243,7 @@
         <w:rPr>
           <w:sz w:val="20"/>
         </w:rPr>
-        <w:t>- Attention ! Le prix unitaire d'achat (100 Fcfa) de Cube alimentaire (Maggi, Jumbo, ) en Cube (Petit) est relativement élevé par rapport aux autres prix observés dans cette zone. Prière de corriger ou de confirmer avec le QG. Attention ! Le prix unitaire d'achat (1750 Fcfa) de Viande de bœuf: filet, faux-filet en Tas (Petit) est relativement élevé par rapport aux autres prix observés dans cette zone. Prière de corriger ou de confirmer avec le QG. Attention ! Le prix unitaire d'achat (50 Fcfa) de Carotte en Pièce (Petit) est relativement faible par rapport aux autres prix observés dans cette zone. Prière de corriger ou de confirmer avec le QG. Attention ! Le prix unitaire d'achat (500 Fcfa) de Lait caillé en Sachets (Petit) est relativement élevé par rapport aux autres prix observés dans cette zone. Prière de corriger ou de confirmer avec le QG. Difficile de consommer le Sel en Sac (5 Kg) taille unique prière de verifier.</w:t>
+        <w:t>- Attention ! Le prix unitaire d'achat (100 Fcfa) de Cube alimentaire (Maggi, Jumbo, ) en Cube (Petit) est relativement élevé par rapport aux autres prix observés dans cette zone. Prière de corriger ou de confirmer avec le QG. Attention ! Le prix unitaire d'achat (1750 Fcfa) de Viande de bœuf: filet, faux-filet en Tas (Petit) est relativement élevé par rapport aux autres prix observés dans cette zone. Prière de corriger ou de confirmer avec le QG. Attention ! Le prix unitaire d'achat (50 Fcfa) de Autre légumes frais n.d.a. en Pièce (Petit) est relativement faible par rapport aux autres prix observés dans cette zone. Prière de corriger ou de confirmer avec le QG. Attention ! Le prix unitaire d'achat (50 Fcfa) de Carotte en Pièce (Petit) est relativement faible par rapport aux autres prix observés dans cette zone. Prière de corriger ou de confirmer avec le QG. Attention ! Le prix unitaire d'achat (50 Fcfa) de Piment frais en Sachets (Petit) est relativement faible par rapport aux autres prix observés dans cette zone. Prière de corriger ou de confirmer avec le QG. Attention ! Le prix unitaire d'achat (500 Fcfa) de Lait caillé en Sachets (Petit) est relativement élevé par rapport aux autres prix observés dans cette zone. Prière de corriger ou de confirmer avec le QG. Difficile de consommer le Sel en Sac (5 Kg) taille unique prière de verifier.</w:t>
       </w:r>
     </w:p>
     <w:p>
@@ -3308,28 +3306,7 @@
         <w:rPr>
           <w:sz w:val="20"/>
         </w:rPr>
-        <w:t>- Le montant (FCFA) du loyer mensuel payé pour un logement comme le votre dans ce village/quartier est trop élevé, Veuillez s'il vous plaît corriger cette information. le montant supporté par le ménage pour cette source d’énergie au cours des 30 derniers jours semble élevé, prière de confirmer ou corriger.</w:t>
-      </w:r>
-    </w:p>
-    <w:p>
-      <w:r>
-        <w:rPr>
-          <w:b/>
-          <w:color w:val="4672C4"/>
-          <w:sz w:val="22"/>
-        </w:rPr>
-        <w:t>&gt;&gt; Section12 - Actifs du menage</w:t>
-      </w:r>
-    </w:p>
-    <w:p>
-      <w:pPr>
-        <w:ind w:left="283"/>
-      </w:pPr>
-      <w:r>
-        <w:rPr>
-          <w:sz w:val="20"/>
-        </w:rPr>
-        <w:t>- Attention ! Moto/Vélomoteur/Tricycle à moteur a été revendu à 715000 Fcfa qui est relativement élevé par rapport aux autres prix de revente observés dans cette zone. Prière de corriger ou de confirmer avec le QG.</w:t>
+        <w:t>- le montant supporté par le ménage pour cette source d’énergie au cours des 30 derniers jours semble élevé, prière de confirmer ou corriger.</w:t>
       </w:r>
     </w:p>
     <w:p>
@@ -3696,6 +3673,27 @@
           <w:color w:val="4672C4"/>
           <w:sz w:val="22"/>
         </w:rPr>
+        <w:t>&gt;&gt; Section0 - Identification et renseignements de controle</w:t>
+      </w:r>
+    </w:p>
+    <w:p>
+      <w:pPr>
+        <w:ind w:left="283"/>
+      </w:pPr>
+      <w:r>
+        <w:rPr>
+          <w:sz w:val="20"/>
+        </w:rPr>
+        <w:t>- Le questionnaire semble ne pas être complètement fini mais le questionnaire est en statut complet, prière de compléter le questionnaire.</w:t>
+      </w:r>
+    </w:p>
+    <w:p>
+      <w:r>
+        <w:rPr>
+          <w:b/>
+          <w:color w:val="4672C4"/>
+          <w:sz w:val="22"/>
+        </w:rPr>
         <w:t>&gt;&gt; Section1 - Caracteristiques des membres</w:t>
       </w:r>
     </w:p>
@@ -3736,17 +3734,17 @@
         </w:rPr>
         <w:t xml:space="preserve">- Peu probable! AISSATOU COUMBA KEITA  n'arrive pas  à comprendre un petit texte lu dans une langue locale (s02q03). Veuillez corriger ou donner des explications au QG. Le montant des frais pour les cahiers et autres matériels scolaires pour l'année scolaire de AISSATOU COUMBA KEITA est faible ou élevé, veuillez, s'il vous plait, confirmer ces informations avec le QG ou apporter les corrections nécessaires. </w:t>
         <w:br/>
-        <w:t xml:space="preserve">- Peu probable! ANSOUMANA KEITA  n'arrive pas  à comprendre un petit texte lu dans une langue locale (s02q03). Veuillez corriger ou donner des explications au QG. Le montant des frais pour les cahiers et autres matériels scolaires pour l'année scolaire de ANSOUMANA KEITA est faible ou élevé, veuillez, s'il vous plait, confirmer ces informations avec le QG ou apporter les corrections nécessaires. Attention ! Le frais de scolarité (40000 Fcfa) de ANSOUMANA KEITA en 4ème année de Secondaire 1 (Moyen) Général est relativement élevé par rapport aux autres frais de scolarités observés dans cette zone. Prière de corriger ou de confirmer avec le QG. </w:t>
+        <w:t xml:space="preserve">- Peu probable! ANSOUMANA KEITA  n'arrive pas  à comprendre un petit texte lu dans une langue locale (s02q03). Veuillez corriger ou donner des explications au QG. Le montant des autres depenses pour l'année scolaire de ANSOUMANA KEITA est faible ou élevé. veuillez, s'il vous plait, confirmer ces informations avec le QG ou apporter les corrections nécessaires. </w:t>
         <w:br/>
-        <w:t xml:space="preserve">- Peu probable! BANNA KEITA  n'arrive pas  à comprendre un petit texte lu dans une langue locale (s02q03). Veuillez corriger ou donner des explications au QG.  Incohérence ! le montant payé de BANNA KEITA pour les frais de scolarité est très faible. veuillez, s'il vous plait, confirmer ces informations avec le QG ou apporter les corrections nécessaires. </w:t>
+        <w:t xml:space="preserve">- Peu probable! BANNA KEITA  n'arrive pas  à comprendre un petit texte lu dans une langue locale (s02q03). Veuillez corriger ou donner des explications au QG. </w:t>
         <w:br/>
         <w:t xml:space="preserve">- Peu probable! CHEIKHOU KEITA  n'arrive pas  à comprendre un petit texte lu dans une langue locale (s02q03). Veuillez corriger ou donner des explications au QG. La raison principale que CHEIKHOU KEITA n'a pas été à l'école entre 2024/2025 est enseignant et semble exister dans les modalités, prière de prendre attache avec le QG pour plus d'explication afin de la classer bien. </w:t>
         <w:br/>
         <w:t xml:space="preserve">- Peu probable! MARIAMA SIRE DIABY  n'arrive pas  à comprendre un petit texte lu dans une langue locale (s02q03). Veuillez corriger ou donner des explications au QG. </w:t>
         <w:br/>
-        <w:t xml:space="preserve">- Peu probable! MARIAMA THIAM  n'arrive pas  à comprendre un petit texte lu dans une langue locale (s02q03). Veuillez corriger ou donner des explications au QG. Le montant des frais pour les cahiers et autres matériels scolaires pour l'année scolaire de MARIAMA THIAM est faible ou élevé, veuillez, s'il vous plait, confirmer ces informations avec le QG ou apporter les corrections nécessaires. </w:t>
+        <w:t xml:space="preserve">- Peu probable! MARIAMA THIAM  n'arrive pas  à comprendre un petit texte lu dans une langue locale (s02q03). Veuillez corriger ou donner des explications au QG. </w:t>
         <w:br/>
-        <w:t>- Peu probable! SIRA DANFA  n'arrive pas  à comprendre un petit texte lu dans une langue locale (s02q03). Veuillez corriger ou donner des explications au QG. Dans les milieux urbains c'est peu probable de voir une école dont les élèves ou étudiants ne dépensent pas en frais d'uniformes, prière de verifier pour SIRA DANFA et corriger ou confirmer avec le QG. Attention ! Le frais de scolarité (7500 Fcfa) de SIRA DANFA en 6ème année de Primaire est relativement élevé par rapport aux autres frais de scolarités observés dans cette zone. Prière de corriger ou de confirmer avec le QG.</w:t>
+        <w:t>- Peu probable! SIRA DANFA  n'arrive pas  à comprendre un petit texte lu dans une langue locale (s02q03). Veuillez corriger ou donner des explications au QG. Dans les milieux urbains c'est peu probable de voir une école dont les élèves ou étudiants ne dépensent pas en frais d'uniformes, prière de verifier pour SIRA DANFA et corriger ou confirmer avec le QG.</w:t>
       </w:r>
     </w:p>
     <w:p>
@@ -3848,7 +3846,7 @@
         <w:rPr>
           <w:sz w:val="20"/>
         </w:rPr>
-        <w:t>- Attention ! Le prix unitaire d'achat (200 Fcfa) de Concentré de tomate en Sachets (Petit) est relativement élevé par rapport aux autres prix observés dans cette zone. Prière de corriger ou de confirmer avec le QG. Attention ! Le prix unitaire d'achat (800 Fcfa) de Huile de soja  en Sachets (Petit) est relativement élevé par rapport aux autres prix observés dans cette zone. Prière de corriger ou de confirmer avec le QG. Attention ! Soupçons de quantité anormale! Le ménage de CHEIKHOU KEITA avec une taille de 8 personnes a consommé 7 Kg en taille unique de Sucre en poudre  qui est relativement élevé comme consommation par rapport à la condition de vie des autres ménages de même taille dans cette zone. Prière de corriger ou de confirmer avec le QG. Incohérence!! Dans ce ménage, chaque individus consomme par jour 28.41357 Kg  de cereale; Prière de revoir les quantités prises de ces produits. Le prix d'achat unitaire (200 Fcfa) de Pains traditionnel (Rond) en Kg de taille  taille unique  est très faible, prière de regarder les reponses prises dans les questions s07bq07a s07bq07b s07bq07c s07bq08 pour mieux corriger.</w:t>
+        <w:t>- Attention ! Le prix unitaire d'achat (150 Fcfa) de Œufs frais en Pièce (taille unique) est relativement élevé par rapport aux autres prix observés dans cette zone. Prière de corriger ou de confirmer avec le QG. Attention ! Le prix unitaire d'achat (200 Fcfa) de Concentré de tomate en Sachets (Petit) est relativement élevé par rapport aux autres prix observés dans cette zone. Prière de corriger ou de confirmer avec le QG. Attention ! Le prix unitaire d'achat (50 Fcfa) de Piment frais en Sachets (Petit) est relativement faible par rapport aux autres prix observés dans cette zone. Prière de corriger ou de confirmer avec le QG. Attention ! Le prix unitaire d'achat (600 Fcfa) de Gombo frais en Tas (Moyen) est relativement élevé par rapport aux autres prix observés dans cette zone. Prière de corriger ou de confirmer avec le QG. Attention ! Le prix unitaire d'achat (800 Fcfa) de Huile de soja  en Sachets (Petit) est relativement élevé par rapport aux autres prix observés dans cette zone. Prière de corriger ou de confirmer avec le QG. Attention ! Soupçons de quantité anormale! Le ménage de CHEIKHOU KEITA avec une taille de 8 personnes a consommé 7 Kg en taille unique de Sucre en poudre  qui est relativement élevé comme consommation par rapport à la condition de vie des autres ménages de même taille dans cette zone. Prière de corriger ou de confirmer avec le QG. Incohérence!! Dans ce ménage, chaque individus consomme par jour 53.86661 Kg  de cereale; Prière de revoir les quantités prises de ces produits. Le prix d'achat unitaire (200 Fcfa) de Pains traditionnel (Rond) en Kg de taille  taille unique  est très faible, prière de regarder les reponses prises dans les questions s07bq07a s07bq07b s07bq07c s07bq08 pour mieux corriger.</w:t>
       </w:r>
     </w:p>
     <w:p>
@@ -3932,7 +3930,7 @@
         <w:rPr>
           <w:sz w:val="20"/>
         </w:rPr>
-        <w:t xml:space="preserve">- Attention ! Fer à repasser à charbon a été revendu à 6000 Fcfa qui est relativement élevé par rapport aux autres prix de revente observés dans cette zone. Prière de corriger ou de confirmer avec le QG. </w:t>
+        <w:t xml:space="preserve">- Attention ! Fer à repasser à charbon a été achété à 7500 Fcfa est relativement élevé par rapport aux autres prix d'achat observés dans cette zone. Prière de corriger ou de confirmer avec le QG. </w:t>
         <w:br/>
         <w:t>- Attention ! Téléphone portable a été achété à 150000 Fcfa est relativement élevé par rapport aux autres prix d'achat observés dans cette zone. Prière de corriger ou de confirmer avec le QG. Attention ! Téléphone portable a été revendu à 150000 Fcfa qui est relativement élevé par rapport aux autres prix de revente observés dans cette zone. Prière de corriger ou de confirmer avec le QG.</w:t>
       </w:r>
@@ -4443,7 +4441,7 @@
         <w:rPr>
           <w:sz w:val="20"/>
         </w:rPr>
-        <w:t>- Attention ! Le prix unitaire d'achat (200 Fcfa) de Farine de blé locale ou importée en Sachets (Petit) est relativement élevé par rapport aux autres prix observés dans cette zone. Prière de corriger ou de confirmer avec le QG. Attention ! Le prix unitaire d'achat (300 Fcfa) de Lait en poudre en Sachets (Petit) est relativement élevé par rapport aux autres prix observés dans cette zone. Prière de corriger ou de confirmer avec le QG. Attention ! Le prix unitaire d'achat (800 Fcfa) de Banane douce en Kg (taille unique) est relativement élevé par rapport aux autres prix observés dans cette zone. Prière de corriger ou de confirmer avec le QG. Avertissement!!! Le ménage a consommé 1 Carton Grand de Jus de fruits type 2 (Tampico, Pressea,etc.). Difficile de consommer ce produit avec cette unité. Prière de verifier et corriger. Avertissement!!! Le ménage a consommé 42 Cube Moyen de Cube alimentaire (Maggi, Jumbo, ), cette quantité semble anormale pour une consommation des 7 derniers jours.Prière de corriger ou de confirmer avec le QG. Avertissement!!! Le ménage a consommé 8 Paquet Petit de Thé en sachet, cette quantité semble anormale pour une consommation des 7 derniers jours.Prière de corriger ou de confirmer avec le QG. Avertissement!! le prix unitaire (100 Fcfa) de Thé en sachet (unité: Paquet) de taille Petit est très faible ou élevé. Prière de corriger ou de confirmer avec le QG. Incohérence!! Dans ce ménage, chaque individus consomme par jour 22.0613 Kg  de cereale; Prière de revoir les quantités prises de ces produits. Attention ! Le prix unitaire d'achat (18000 Fcfa) de Riz local Gambiaka en Sac (50 Kg) (taille unique) est relativement élevé par rapport aux autres prix observés dans cette zone. Prière de corriger ou de confirmer avec le QG. Attention ! Soupçons de quantité anormale! Le ménage de Ibrahima Ba avec une taille de 11 personnes a consommé 27.5 Kg en taille unique de Riz local Gambiaka qui est relativement élevé comme consommation par rapport à la condition de vie des autres ménages de même taille dans cette zone. Prière de corriger ou de confirmer avec le QG. Incohérence!! Dans ce ménage, chaque individus consomme par jour 22.0613 Kg  de cereale; Prière de revoir les quantités prises de ces produits. Attention ! Le prix unitaire d'achat (600 Fcfa) de Maïs en grain en Kg (taille unique) est relativement élevé par rapport aux autres prix observés dans cette zone. Prière de corriger ou de confirmer avec le QG.</w:t>
+        <w:t>- Attention ! Le prix unitaire d'achat (200 Fcfa) de Autres condiments (persil, céléri, etc.) en Tas (Petit) est relativement élevé par rapport aux autres prix observés dans cette zone. Prière de corriger ou de confirmer avec le QG. Attention ! Le prix unitaire d'achat (200 Fcfa) de Escargots en Morceau (Portion) (Petit) est relativement élevé par rapport aux autres prix observés dans cette zone. Prière de corriger ou de confirmer avec le QG. Attention ! Le prix unitaire d'achat (200 Fcfa) de Farine de blé locale ou importée en Sachets (Petit) est relativement élevé par rapport aux autres prix observés dans cette zone. Prière de corriger ou de confirmer avec le QG. Attention ! Le prix unitaire d'achat (300 Fcfa) de Lait en poudre en Sachets (Petit) est relativement élevé par rapport aux autres prix observés dans cette zone. Prière de corriger ou de confirmer avec le QG. Attention ! Le prix unitaire d'achat (50 Fcfa) de Ail en Gousse (Petit) est relativement faible par rapport aux autres prix observés dans cette zone. Prière de corriger ou de confirmer avec le QG. Attention ! Soupçons de quantité anormale! Le ménage de Ibrahima Ba avec une taille de 11 personnes a consommé 1.5 Kg en taille unique de Pomme de terre qui est relativement élevé comme consommation par rapport à la condition de vie des autres ménages de même taille dans cette zone. Prière de corriger ou de confirmer avec le QG. Avertissement!!! Le ménage a consommé 1 Carton Grand de Jus de fruits type 2 (Tampico, Pressea,etc.). Difficile de consommer ce produit avec cette unité. Prière de verifier et corriger. Avertissement!!! Le ménage a consommé 42 Cube Moyen de Cube alimentaire (Maggi, Jumbo, ), cette quantité semble anormale pour une consommation des 7 derniers jours.Prière de corriger ou de confirmer avec le QG. Avertissement!!! Le ménage a consommé 8 Paquet Petit de Thé en sachet, cette quantité semble anormale pour une consommation des 7 derniers jours.Prière de corriger ou de confirmer avec le QG. Avertissement!! le prix unitaire (100 Fcfa) de Thé en sachet (unité: Paquet) de taille Petit est très faible ou élevé. Prière de corriger ou de confirmer avec le QG. Incohérence!! Dans ce ménage, chaque individus consomme par jour 35.78 Kg  de cereale; Prière de revoir les quantités prises de ces produits. Attention ! Le prix unitaire d'achat (18000 Fcfa) de Riz local Gambiaka en Sac (50 Kg) (taille unique) est relativement élevé par rapport aux autres prix observés dans cette zone. Prière de corriger ou de confirmer avec le QG. Attention ! Soupçons de quantité anormale! Le ménage de Ibrahima Ba avec une taille de 11 personnes a consommé 27.5 Kg en taille unique de Riz local Gambiaka qui est relativement élevé comme consommation par rapport à la condition de vie des autres ménages de même taille dans cette zone. Prière de corriger ou de confirmer avec le QG. Incohérence!! Dans ce ménage, chaque individus consomme par jour 35.78 Kg  de cereale; Prière de revoir les quantités prises de ces produits. Attention ! Le prix unitaire d'achat (600 Fcfa) de Maïs en grain en Kg (taille unique) est relativement élevé par rapport aux autres prix observés dans cette zone. Prière de corriger ou de confirmer avec le QG.</w:t>
       </w:r>
     </w:p>
     <w:p>
@@ -4485,9 +4483,7 @@
         <w:rPr>
           <w:sz w:val="20"/>
         </w:rPr>
-        <w:t xml:space="preserve">- Attention ! Moto/Vélomoteur/Tricycle à moteur a été revendu à 750000 Fcfa qui est relativement élevé par rapport aux autres prix de revente observés dans cette zone. Prière de corriger ou de confirmer avec le QG. </w:t>
-        <w:br/>
-        <w:t>- Attention ! Ventilateur sur pied a été achété à 40000 Fcfa est relativement élevé par rapport aux autres prix d'achat observés dans cette zone. Prière de corriger ou de confirmer avec le QG. Attention ! Ventilateur sur pied a été revendu à 40000 Fcfa qui est relativement élevé par rapport aux autres prix de revente observés dans cette zone. Prière de corriger ou de confirmer avec le QG.</w:t>
+        <w:t>- Attention ! Ventilateur sur pied a été revendu à 40000 Fcfa qui est relativement élevé par rapport aux autres prix de revente observés dans cette zone. Prière de corriger ou de confirmer avec le QG.</w:t>
       </w:r>
     </w:p>
     <w:p>
@@ -5432,6 +5428,27 @@
           <w:color w:val="4672C4"/>
           <w:sz w:val="22"/>
         </w:rPr>
+        <w:t>&gt;&gt; Section0 - Identification et renseignements de controle</w:t>
+      </w:r>
+    </w:p>
+    <w:p>
+      <w:pPr>
+        <w:ind w:left="283"/>
+      </w:pPr>
+      <w:r>
+        <w:rPr>
+          <w:sz w:val="20"/>
+        </w:rPr>
+        <w:t>- Le questionnaire semble ne pas être complètement fini mais le questionnaire est en statut complet, prière de compléter le questionnaire.</w:t>
+      </w:r>
+    </w:p>
+    <w:p>
+      <w:r>
+        <w:rPr>
+          <w:b/>
+          <w:color w:val="4672C4"/>
+          <w:sz w:val="22"/>
+        </w:rPr>
         <w:t>&gt;&gt; Section1 - Caracteristiques des membres</w:t>
       </w:r>
     </w:p>
@@ -5579,7 +5596,7 @@
         <w:rPr>
           <w:sz w:val="20"/>
         </w:rPr>
-        <w:t>- Attention ! Le prix unitaire d'achat (50 Fcfa) de Sel en Sachets (Petit) est relativement faible par rapport aux autres prix observés dans cette zone. Prière de corriger ou de confirmer avec le QG. Attention ! Le prix unitaire d'achat (500 Fcfa) de Soumbala (moutarde africaine) en Sachets (Petit) est relativement élevé par rapport aux autres prix observés dans cette zone. Prière de corriger ou de confirmer avec le QG. Le prix d'achat unitaire (1 Fcfa) de Poivron frais en Tas de taille Petit  est invraisemblable, prière de regarder les reponses prises dans les questions s07bq07a s07bq07b s07bq07c s07bq08 pour mieux corriger.</w:t>
+        <w:t>- Attention ! Le prix unitaire d'achat (50 Fcfa) de Sel en Sachets (Petit) est relativement faible par rapport aux autres prix observés dans cette zone. Prière de corriger ou de confirmer avec le QG. Attention ! Le prix unitaire d'achat (500 Fcfa) de Soumbala (moutarde africaine) en Sachets (Petit) est relativement élevé par rapport aux autres prix observés dans cette zone. Prière de corriger ou de confirmer avec le QG. Incohérence!! Dans ce ménage, chaque individus consomme par jour 2.202381 Kg  de cereale; Prière de revoir les quantités prises de ces produits. Le prix d'achat unitaire (1 Fcfa) de Poivron frais en Tas de taille Petit  est invraisemblable, prière de regarder les reponses prises dans les questions s07bq07a s07bq07b s07bq07c s07bq08 pour mieux corriger.</w:t>
       </w:r>
     </w:p>
     <w:p>
@@ -5942,7 +5959,7 @@
               <w:rPr>
                 <w:sz w:val="14"/>
               </w:rPr>
-              <w:t>EQ30_enq1</w:t>
+              <w:t>EQ30_sup</w:t>
             </w:r>
           </w:p>
         </w:tc>
@@ -5968,7 +5985,7 @@
               <w:rPr>
                 <w:sz w:val="14"/>
               </w:rPr>
-              <w:t>Assane COULIBALY</w:t>
+              <w:t>Baye Asse DIOP</w:t>
             </w:r>
           </w:p>
         </w:tc>
@@ -6103,6 +6120,27 @@
           <w:color w:val="4672C4"/>
           <w:sz w:val="22"/>
         </w:rPr>
+        <w:t>&gt;&gt; Section0 - Identification et renseignements de controle</w:t>
+      </w:r>
+    </w:p>
+    <w:p>
+      <w:pPr>
+        <w:ind w:left="283"/>
+      </w:pPr>
+      <w:r>
+        <w:rPr>
+          <w:sz w:val="20"/>
+        </w:rPr>
+        <w:t>- Le questionnaire semble ne pas être complètement fini mais le questionnaire est en statut complet, prière de compléter le questionnaire.</w:t>
+      </w:r>
+    </w:p>
+    <w:p>
+      <w:r>
+        <w:rPr>
+          <w:b/>
+          <w:color w:val="4672C4"/>
+          <w:sz w:val="22"/>
+        </w:rPr>
         <w:t>&gt;&gt; Section2 - Education</w:t>
       </w:r>
     </w:p>
@@ -6214,7 +6252,7 @@
         <w:rPr>
           <w:sz w:val="20"/>
         </w:rPr>
-        <w:t>- Attention ! Le prix unitaire d'achat (200 Fcfa) de Sel en Sachets (Petit) est relativement élevé par rapport aux autres prix observés dans cette zone. Prière de corriger ou de confirmer avec le QG. Incohérence!! Dans ce ménage, chaque individus consomme par jour 29.78306 Kg  de cereale; Prière de revoir les quantités prises de ces produits.</w:t>
+        <w:t>- Attention ! Le prix unitaire d'achat (200 Fcfa) de Sel en Sachets (Petit) est relativement élevé par rapport aux autres prix observés dans cette zone. Prière de corriger ou de confirmer avec le QG. Attention ! Le prix unitaire d'achat (50 Fcfa) de Ail en Gousse (Petit) est relativement faible par rapport aux autres prix observés dans cette zone. Prière de corriger ou de confirmer avec le QG. Incohérence!! Dans ce ménage, chaque individus consomme par jour 58.01266 Kg  de cereale; Prière de revoir les quantités prises de ces produits.</w:t>
       </w:r>
     </w:p>
     <w:p>
@@ -6676,7 +6714,7 @@
         <w:rPr>
           <w:sz w:val="20"/>
         </w:rPr>
-        <w:t>- Il est obligatoire de prendre les coordonnées Gps avant d'administrer le questionnaire. Prière de prendre les coordonnées GPS.</w:t>
+        <w:t>- Le questionnaire semble ne pas être complètement fini mais le questionnaire est en statut complet, prière de compléter le questionnaire. Il est obligatoire de prendre les coordonnées Gps avant d'administrer le questionnaire. Prière de prendre les coordonnées GPS.</w:t>
       </w:r>
     </w:p>
     <w:p>
@@ -6848,7 +6886,7 @@
         <w:rPr>
           <w:sz w:val="20"/>
         </w:rPr>
-        <w:t>- Attention ! Le prix unitaire d'achat (200 Fcfa) de Piment séché en Sachets (Petit) est relativement élevé par rapport aux autres prix observés dans cette zone. Prière de corriger ou de confirmer avec le QG. Attention ! Le prix unitaire d'achat (325 Fcfa) de Sucre en poudre  en Sachets (Petit) est relativement élevé par rapport aux autres prix observés dans cette zone. Prière de corriger ou de confirmer avec le QG. Attention ! Le prix unitaire d'achat (500 Fcfa) de Pâte d'arachide en Sachets (Petit) est relativement élevé par rapport aux autres prix observés dans cette zone. Prière de corriger ou de confirmer avec le QG. Avertissement!!! Le ménage a consommé 39 Cube Petit de Cube alimentaire (Maggi, Jumbo, ), cette quantité semble anormale pour une consommation des 7 derniers jours.Prière de corriger ou de confirmer avec le QG. Le prix d'achat unitaire (1200 Fcfa) de Fonio en Kg de taille taille unique semble élevé, prière de regarder les reponses prises dans les questions s07bq07a s07bq07b s07bq07c s07bq08 pour mieux corriger.</w:t>
+        <w:t>- Attention ! Le prix unitaire d'achat (200 Fcfa) de Piment séché en Sachets (Petit) est relativement élevé par rapport aux autres prix observés dans cette zone. Prière de corriger ou de confirmer avec le QG. Attention ! Le prix unitaire d'achat (325 Fcfa) de Sucre en poudre  en Sachets (Petit) est relativement élevé par rapport aux autres prix observés dans cette zone. Prière de corriger ou de confirmer avec le QG. Attention ! Le prix unitaire d'achat (500 Fcfa) de Autres légumes en feuilles en Tas (Petit) est relativement élevé par rapport aux autres prix observés dans cette zone. Prière de corriger ou de confirmer avec le QG. Attention ! Le prix unitaire d'achat (500 Fcfa) de Pâte d'arachide en Sachets (Petit) est relativement élevé par rapport aux autres prix observés dans cette zone. Prière de corriger ou de confirmer avec le QG. Avertissement!!! Le ménage a consommé 39 Cube Petit de Cube alimentaire (Maggi, Jumbo, ), cette quantité semble anormale pour une consommation des 7 derniers jours.Prière de corriger ou de confirmer avec le QG. Incohérence!! Dans ce ménage, chaque individus consomme par jour .5446429 Kg  de cereale; Prière de revoir les quantités prises de ces produits. Incohérence!! Dans ce ménage, chaque individus consomme par jour .5446429 Kg  de cereale; Prière de revoir les quantités prises de ces produits. Incohérence!! Dans ce ménage, chaque individus consomme par jour .5446429 Kg  de cereale; Prière de revoir les quantités prises de ces produits. Le prix d'achat unitaire (1200 Fcfa) de Fonio en Kg de taille taille unique semble élevé, prière de regarder les reponses prises dans les questions s07bq07a s07bq07b s07bq07c s07bq08 pour mieux corriger.</w:t>
       </w:r>
     </w:p>
     <w:p>
@@ -6980,7 +7018,7 @@
         <w:rPr>
           <w:sz w:val="20"/>
         </w:rPr>
-        <w:t>- Avertissement!!! Le prix d'achat (140000) de l'article  Téléphone portable est inférieur aux prix de revente (145000)  avec l'âge du bien atteignant 1 ans. Prière de vérifier ou confirmer avec l'enquêté et mettre les bonnes valeurs après verification, s'il le faut. Attention ! Téléphone portable a été revendu à 145000 Fcfa qui est relativement élevé par rapport aux autres prix de revente observés dans cette zone. Prière de corriger ou de confirmer avec le QG.</w:t>
+        <w:t>- Avertissement!!! Le prix d'achat (140000) de l'article  Téléphone portable est inférieur aux prix de revente (145000)  avec l'âge du bien atteignant 1 ans. Prière de vérifier ou confirmer avec l'enquêté et mettre les bonnes valeurs après verification, s'il le faut. Attention ! Téléphone portable a été achété à 140000 Fcfa est relativement élevé par rapport aux autres prix d'achat observés dans cette zone. Prière de corriger ou de confirmer avec le QG. Attention ! Téléphone portable a été revendu à 145000 Fcfa qui est relativement élevé par rapport aux autres prix de revente observés dans cette zone. Prière de corriger ou de confirmer avec le QG.</w:t>
       </w:r>
     </w:p>
     <w:p>
@@ -7186,7 +7224,7 @@
               <w:rPr>
                 <w:sz w:val="14"/>
               </w:rPr>
-              <w:t>EQ30_enq1</w:t>
+              <w:t>EQ30_sup</w:t>
             </w:r>
           </w:p>
         </w:tc>
@@ -7212,7 +7250,7 @@
               <w:rPr>
                 <w:sz w:val="14"/>
               </w:rPr>
-              <w:t>Assane COULIBALY</w:t>
+              <w:t>Baye Asse DIOP</w:t>
             </w:r>
           </w:p>
         </w:tc>
@@ -7347,6 +7385,27 @@
           <w:color w:val="4672C4"/>
           <w:sz w:val="22"/>
         </w:rPr>
+        <w:t>&gt;&gt; Section0 - Identification et renseignements de controle</w:t>
+      </w:r>
+    </w:p>
+    <w:p>
+      <w:pPr>
+        <w:ind w:left="283"/>
+      </w:pPr>
+      <w:r>
+        <w:rPr>
+          <w:sz w:val="20"/>
+        </w:rPr>
+        <w:t>- Le questionnaire semble ne pas être complètement fini mais le questionnaire est en statut complet, prière de compléter le questionnaire.</w:t>
+      </w:r>
+    </w:p>
+    <w:p>
+      <w:r>
+        <w:rPr>
+          <w:b/>
+          <w:color w:val="4672C4"/>
+          <w:sz w:val="22"/>
+        </w:rPr>
         <w:t>&gt;&gt; Section2 - Education</w:t>
       </w:r>
     </w:p>
@@ -7452,7 +7511,7 @@
         <w:rPr>
           <w:sz w:val="20"/>
         </w:rPr>
-        <w:t>- Avertissement!! Les quantités du Thé en feuille consommées en Sachets industriel semble incoherent car les ménages consomment géneralement en sachet ou en paquet, prière de corriger ou confirmer avec le QG. Avertissement!!! Le ménage a consommé 7 Boite (Autre que la boite/pot de tomate) Petit de Thé en sachet, cette quantité semble anormale pour une consommation des 7 derniers jours.Les ménages consomment géneralement en sachet ou en paquet, prière de corriger ou de confirmer avec le QG. Incohérence!! Dans ce ménage, chaque individus consomme par jour 53.47571 Kg  de cereale; Prière de revoir les quantités prises de ces produits. Incohérence!! Dans ce ménage, chaque individus consomme par jour 53.47571 Kg  de cereale; Prière de revoir les quantités prises de ces produits.</w:t>
+        <w:t>- Attention ! Le prix unitaire d'achat (25 Fcfa) de Poivre en Sachets (Tres petit) est relativement faible par rapport aux autres prix observés dans cette zone. Prière de corriger ou de confirmer avec le QG. Attention ! Le prix unitaire d'achat (400 Fcfa) de Macaroni en Sachets (Petit) est relativement élevé par rapport aux autres prix observés dans cette zone. Prière de corriger ou de confirmer avec le QG. Avertissement!! Les quantités du Thé en feuille consommées en Sachets industriel semble incoherent car les ménages consomment géneralement en sachet ou en paquet, prière de corriger ou confirmer avec le QG. Avertissement!!! Le ménage a consommé 7 Boite (Autre que la boite/pot de tomate) Petit de Thé en sachet, cette quantité semble anormale pour une consommation des 7 derniers jours.Les ménages consomment géneralement en sachet ou en paquet, prière de corriger ou de confirmer avec le QG. Incohérence!! Dans ce ménage, chaque individus consomme par jour 95.28143 Kg  de cereale; Prière de revoir les quantités prises de ces produits. Incohérence!! Dans ce ménage, chaque individus consomme par jour 95.28143 Kg  de cereale; Prière de revoir les quantités prises de ces produits.</w:t>
       </w:r>
     </w:p>
     <w:p>
